--- a/public/smart-police/forms/หมายเรียกพยาน.docx
+++ b/public/smart-police/forms/หมายเรียกพยาน.docx
@@ -2434,7 +2434,7 @@
         <w:szCs w:val="24"/>
         <w:cs/>
       </w:rPr>
-      <w:t>สอบสวน.</w:t>
+      <w:t/>
     </w:r>
     <w:r>
       <w:rPr>
@@ -2445,7 +2445,7 @@
         <w:sz w:val="24"/>
         <w:szCs w:val="24"/>
       </w:rPr>
-      <w:t>com</w:t>
+      <w:t/>
     </w:r>
   </w:p>
   <w:p>

--- a/public/smart-police/forms/หมายเรียกพยาน.docx
+++ b/public/smart-police/forms/หมายเรียกพยาน.docx
@@ -2320,7 +2320,7 @@
         <w:szCs w:val="32"/>
         <w:cs/>
       </w:rPr>
-      <w:t>(ส ๕๖</w:t>
+      <w:t/>
     </w:r>
     <w:r>
       <w:rPr>
@@ -2330,7 +2330,7 @@
         <w:sz w:val="32"/>
         <w:szCs w:val="32"/>
       </w:rPr>
-      <w:t xml:space="preserve"> </w:t>
+      <w:t xml:space="preserve"/>
     </w:r>
     <w:r>
       <w:rPr>
@@ -2341,7 +2341,7 @@
         <w:szCs w:val="32"/>
         <w:cs/>
       </w:rPr>
-      <w:t>-</w:t>
+      <w:t/>
     </w:r>
     <w:r>
       <w:rPr>
@@ -2351,7 +2351,7 @@
         <w:sz w:val="32"/>
         <w:szCs w:val="32"/>
       </w:rPr>
-      <w:t xml:space="preserve"> </w:t>
+      <w:t xml:space="preserve"/>
     </w:r>
     <w:r>
       <w:rPr>
@@ -2362,7 +2362,7 @@
         <w:szCs w:val="32"/>
         <w:cs/>
       </w:rPr>
-      <w:t>๓</w:t>
+      <w:t/>
     </w:r>
     <w:r>
       <w:rPr>
@@ -2373,7 +2373,7 @@
         <w:szCs w:val="32"/>
         <w:cs/>
       </w:rPr>
-      <w:t>๕</w:t>
+      <w:t/>
     </w:r>
     <w:r>
       <w:rPr>
@@ -2384,7 +2384,7 @@
         <w:szCs w:val="32"/>
         <w:cs/>
       </w:rPr>
-      <w:t>)</w:t>
+      <w:t/>
     </w:r>
     <w:r>
       <w:rPr>
